--- a/src/2G/intervalles_et_inegalites/cours.docx
+++ b/src/2G/intervalles_et_inegalites/cours.docx
@@ -3407,7 +3407,28 @@
           <w:rFonts w:eastAsiaTheme="minorEastAsia"/>
           <w:color w:val="E36C0A" w:themeColor="accent6" w:themeShade="BF"/>
         </w:rPr>
-        <w:t xml:space="preserve">Multiplier par un </w:t>
+        <w:t xml:space="preserve">Multiplier </w:t>
+      </w:r>
+      <w:r>
+        <w:rPr>
+          <w:rFonts w:eastAsiaTheme="minorEastAsia"/>
+          <w:color w:val="E36C0A" w:themeColor="accent6" w:themeShade="BF"/>
+        </w:rPr>
+        <w:t>une inégalité</w:t>
+      </w:r>
+      <w:r>
+        <w:rPr>
+          <w:rFonts w:eastAsiaTheme="minorEastAsia"/>
+          <w:color w:val="E36C0A" w:themeColor="accent6" w:themeShade="BF"/>
+        </w:rPr>
+        <w:t xml:space="preserve"> </w:t>
+      </w:r>
+      <w:r>
+        <w:rPr>
+          <w:rFonts w:eastAsiaTheme="minorEastAsia"/>
+          <w:color w:val="E36C0A" w:themeColor="accent6" w:themeShade="BF"/>
+        </w:rPr>
+        <w:t xml:space="preserve">par un </w:t>
       </w:r>
       <w:r>
         <w:rPr>
@@ -3432,7 +3453,7 @@
           <w:rFonts w:eastAsiaTheme="minorEastAsia"/>
           <w:color w:val="E36C0A" w:themeColor="accent6" w:themeShade="BF"/>
         </w:rPr>
-        <w:t xml:space="preserve"> une inégalité conserve l’inégalité</w:t>
+        <w:t xml:space="preserve"> conserve l’inégalité</w:t>
       </w:r>
       <w:r>
         <w:rPr>
@@ -3518,7 +3539,21 @@
           <w:rFonts w:eastAsiaTheme="minorEastAsia"/>
           <w:color w:val="E36C0A" w:themeColor="accent6" w:themeShade="BF"/>
         </w:rPr>
-        <w:t xml:space="preserve">. (Multiplier par un </w:t>
+        <w:t xml:space="preserve">. (Multiplier </w:t>
+      </w:r>
+      <w:r>
+        <w:rPr>
+          <w:rFonts w:eastAsiaTheme="minorEastAsia"/>
+          <w:color w:val="E36C0A" w:themeColor="accent6" w:themeShade="BF"/>
+        </w:rPr>
+        <w:t xml:space="preserve">une inégalité </w:t>
+      </w:r>
+      <w:r>
+        <w:rPr>
+          <w:rFonts w:eastAsiaTheme="minorEastAsia"/>
+          <w:color w:val="E36C0A" w:themeColor="accent6" w:themeShade="BF"/>
+        </w:rPr>
+        <w:t xml:space="preserve">par un </w:t>
       </w:r>
       <w:r>
         <w:rPr>
@@ -3543,7 +3578,7 @@
           <w:rFonts w:eastAsiaTheme="minorEastAsia"/>
           <w:color w:val="E36C0A" w:themeColor="accent6" w:themeShade="BF"/>
         </w:rPr>
-        <w:t xml:space="preserve"> une inégalité </w:t>
+        <w:t xml:space="preserve"> </w:t>
       </w:r>
       <w:r>
         <w:rPr>
@@ -3716,7 +3751,21 @@
           <w:rFonts w:eastAsiaTheme="minorEastAsia"/>
           <w:color w:val="E36C0A" w:themeColor="accent6" w:themeShade="BF"/>
         </w:rPr>
-        <w:t xml:space="preserve"> par un </w:t>
+        <w:t xml:space="preserve"> </w:t>
+      </w:r>
+      <w:r>
+        <w:rPr>
+          <w:rFonts w:eastAsiaTheme="minorEastAsia"/>
+          <w:color w:val="E36C0A" w:themeColor="accent6" w:themeShade="BF"/>
+        </w:rPr>
+        <w:t xml:space="preserve">une inégalité </w:t>
+      </w:r>
+      <w:r>
+        <w:rPr>
+          <w:rFonts w:eastAsiaTheme="minorEastAsia"/>
+          <w:color w:val="E36C0A" w:themeColor="accent6" w:themeShade="BF"/>
+        </w:rPr>
+        <w:t xml:space="preserve">par un </w:t>
       </w:r>
       <w:r>
         <w:rPr>
@@ -3741,7 +3790,7 @@
           <w:rFonts w:eastAsiaTheme="minorEastAsia"/>
           <w:color w:val="E36C0A" w:themeColor="accent6" w:themeShade="BF"/>
         </w:rPr>
-        <w:t xml:space="preserve"> une inégalité conserve l’inégalité)</w:t>
+        <w:t xml:space="preserve"> conserve l’inégalité)</w:t>
       </w:r>
       <w:r>
         <w:rPr>
@@ -3878,7 +3927,21 @@
           <w:rFonts w:eastAsiaTheme="minorEastAsia"/>
           <w:color w:val="E36C0A" w:themeColor="accent6" w:themeShade="BF"/>
         </w:rPr>
-        <w:t xml:space="preserve">. (Diviser par un </w:t>
+        <w:t xml:space="preserve">. (Diviser </w:t>
+      </w:r>
+      <w:r>
+        <w:rPr>
+          <w:rFonts w:eastAsiaTheme="minorEastAsia"/>
+          <w:color w:val="E36C0A" w:themeColor="accent6" w:themeShade="BF"/>
+        </w:rPr>
+        <w:t xml:space="preserve">une inégalité </w:t>
+      </w:r>
+      <w:r>
+        <w:rPr>
+          <w:rFonts w:eastAsiaTheme="minorEastAsia"/>
+          <w:color w:val="E36C0A" w:themeColor="accent6" w:themeShade="BF"/>
+        </w:rPr>
+        <w:t xml:space="preserve">par un </w:t>
       </w:r>
       <w:r>
         <w:rPr>
@@ -3903,7 +3966,7 @@
           <w:rFonts w:eastAsiaTheme="minorEastAsia"/>
           <w:color w:val="E36C0A" w:themeColor="accent6" w:themeShade="BF"/>
         </w:rPr>
-        <w:t xml:space="preserve"> une inégalité </w:t>
+        <w:t xml:space="preserve"> </w:t>
       </w:r>
       <w:r>
         <w:rPr>

--- a/src/2G/intervalles_et_inegalites/cours.docx
+++ b/src/2G/intervalles_et_inegalites/cours.docx
@@ -181,23 +181,7 @@
           <w:rFonts w:eastAsiaTheme="minorEastAsia"/>
           <w:color w:val="17365D" w:themeColor="text2" w:themeShade="BF"/>
         </w:rPr>
-        <w:t xml:space="preserve"> </w:t>
-      </w:r>
-      <w:proofErr w:type="gramStart"/>
-      <w:r>
-        <w:rPr>
-          <w:rFonts w:eastAsiaTheme="minorEastAsia"/>
-          <w:color w:val="17365D" w:themeColor="text2" w:themeShade="BF"/>
-        </w:rPr>
-        <w:t>et</w:t>
-      </w:r>
-      <w:proofErr w:type="gramEnd"/>
-      <w:r>
-        <w:rPr>
-          <w:rFonts w:eastAsiaTheme="minorEastAsia"/>
-          <w:color w:val="17365D" w:themeColor="text2" w:themeShade="BF"/>
-        </w:rPr>
-        <w:t xml:space="preserve"> </w:t>
+        <w:t xml:space="preserve"> et </w:t>
       </w:r>
       <m:oMath>
         <m:r>
@@ -3414,14 +3398,7 @@
           <w:rFonts w:eastAsiaTheme="minorEastAsia"/>
           <w:color w:val="E36C0A" w:themeColor="accent6" w:themeShade="BF"/>
         </w:rPr>
-        <w:t>une inégalité</w:t>
-      </w:r>
-      <w:r>
-        <w:rPr>
-          <w:rFonts w:eastAsiaTheme="minorEastAsia"/>
-          <w:color w:val="E36C0A" w:themeColor="accent6" w:themeShade="BF"/>
-        </w:rPr>
-        <w:t xml:space="preserve"> </w:t>
+        <w:t xml:space="preserve">une inégalité </w:t>
       </w:r>
       <w:r>
         <w:rPr>
@@ -4010,7 +3987,14 @@
           <w:rFonts w:eastAsiaTheme="minorEastAsia"/>
           <w:color w:val="E36C0A" w:themeColor="accent6" w:themeShade="BF"/>
         </w:rPr>
-        <w:t xml:space="preserve">Les règles précédentes restent valables en remplaçant </w:t>
+        <w:t>C</w:t>
+      </w:r>
+      <w:r>
+        <w:rPr>
+          <w:rFonts w:eastAsiaTheme="minorEastAsia"/>
+          <w:color w:val="E36C0A" w:themeColor="accent6" w:themeShade="BF"/>
+        </w:rPr>
+        <w:t xml:space="preserve">es règles restent valables en remplaçant </w:t>
       </w:r>
       <m:oMath>
         <m:r>
@@ -4075,6 +4059,75 @@
           <w:color w:val="E36C0A" w:themeColor="accent6" w:themeShade="BF"/>
         </w:rPr>
         <w:t>.</w:t>
+      </w:r>
+      <w:r>
+        <w:rPr>
+          <w:rFonts w:eastAsiaTheme="minorEastAsia"/>
+          <w:color w:val="E36C0A" w:themeColor="accent6" w:themeShade="BF"/>
+        </w:rPr>
+        <w:t xml:space="preserve"> (</w:t>
+      </w:r>
+      <w:r>
+        <w:rPr>
+          <w:rFonts w:eastAsiaTheme="minorEastAsia"/>
+          <w:color w:val="E36C0A" w:themeColor="accent6" w:themeShade="BF"/>
+        </w:rPr>
+        <w:t xml:space="preserve">mais </w:t>
+      </w:r>
+      <m:oMath>
+        <m:r>
+          <w:rPr>
+            <w:rFonts w:ascii="Cambria Math" w:eastAsiaTheme="minorEastAsia" w:hAnsi="Cambria Math"/>
+            <w:color w:val="E36C0A" w:themeColor="accent6" w:themeShade="BF"/>
+          </w:rPr>
+          <m:t>k</m:t>
+        </m:r>
+      </m:oMath>
+      <w:r>
+        <w:rPr>
+          <w:rFonts w:eastAsiaTheme="minorEastAsia"/>
+          <w:color w:val="E36C0A" w:themeColor="accent6" w:themeShade="BF"/>
+        </w:rPr>
+        <w:t xml:space="preserve"> doit rester</w:t>
+      </w:r>
+      <w:r>
+        <w:rPr>
+          <w:rFonts w:eastAsiaTheme="minorEastAsia"/>
+          <w:color w:val="E36C0A" w:themeColor="accent6" w:themeShade="BF"/>
+        </w:rPr>
+        <w:t xml:space="preserve"> </w:t>
+      </w:r>
+      <m:oMath>
+        <m:r>
+          <w:rPr>
+            <w:rFonts w:ascii="Cambria Math" w:eastAsiaTheme="minorEastAsia" w:hAnsi="Cambria Math"/>
+            <w:color w:val="E36C0A" w:themeColor="accent6" w:themeShade="BF"/>
+          </w:rPr>
+          <m:t>≠0</m:t>
+        </m:r>
+      </m:oMath>
+      <w:r>
+        <w:rPr>
+          <w:rFonts w:eastAsiaTheme="minorEastAsia"/>
+          <w:color w:val="E36C0A" w:themeColor="accent6" w:themeShade="BF"/>
+        </w:rPr>
+        <w:t xml:space="preserve"> pour </w:t>
+      </w:r>
+      <m:oMath>
+        <m:r>
+          <w:rPr>
+            <w:rFonts w:ascii="Cambria Math" w:eastAsiaTheme="minorEastAsia" w:hAnsi="Cambria Math"/>
+            <w:color w:val="E36C0A" w:themeColor="accent6" w:themeShade="BF"/>
+          </w:rPr>
+          <m:t>÷</m:t>
+        </m:r>
+      </m:oMath>
+      <w:r>
+        <w:rPr>
+          <w:rFonts w:eastAsiaTheme="minorEastAsia"/>
+          <w:color w:val="E36C0A" w:themeColor="accent6" w:themeShade="BF"/>
+        </w:rPr>
+        <w:t>)</w:t>
       </w:r>
     </w:p>
     <w:p>
@@ -4212,7 +4265,14 @@
           <w:rFonts w:eastAsiaTheme="minorEastAsia" w:cs="Arial"/>
           <w:color w:val="31849B" w:themeColor="accent5" w:themeShade="BF"/>
         </w:rPr>
-        <w:t xml:space="preserve">.  </w:t>
+        <w:t xml:space="preserve">. </w:t>
+      </w:r>
+      <w:r>
+        <w:rPr>
+          <w:rFonts w:eastAsiaTheme="minorEastAsia" w:cs="Arial"/>
+          <w:color w:val="31849B" w:themeColor="accent5" w:themeShade="BF"/>
+        </w:rPr>
+        <w:br/>
       </w:r>
       <m:oMath>
         <m:d>
@@ -4248,7 +4308,21 @@
           <w:rFonts w:eastAsiaTheme="minorEastAsia" w:cs="Arial"/>
           <w:color w:val="31849B" w:themeColor="accent5" w:themeShade="BF"/>
         </w:rPr>
-        <w:t xml:space="preserve">. L’ensemble des solutions de </w:t>
+        <w:t xml:space="preserve">. </w:t>
+      </w:r>
+      <w:r>
+        <w:rPr>
+          <w:rFonts w:eastAsiaTheme="minorEastAsia" w:cs="Arial"/>
+          <w:color w:val="31849B" w:themeColor="accent5" w:themeShade="BF"/>
+        </w:rPr>
+        <w:t>Donc l</w:t>
+      </w:r>
+      <w:r>
+        <w:rPr>
+          <w:rFonts w:eastAsiaTheme="minorEastAsia" w:cs="Arial"/>
+          <w:color w:val="31849B" w:themeColor="accent5" w:themeShade="BF"/>
+        </w:rPr>
+        <w:t xml:space="preserve">’ensemble des solutions de </w:t>
       </w:r>
       <m:oMath>
         <m:d>
